--- a/Resume/Change_Management/Cyrus_Shahriari_Resume.docx
+++ b/Resume/Change_Management/Cyrus_Shahriari_Resume.docx
@@ -280,7 +280,32 @@
           <w:szCs w:val="22"/>
           <w:rtl w:val="0"/>
         </w:rPr>
-        <w:t xml:space="preserve">CHANGE MANAGEMENT ADMINISTRATOR • SERVICENOW • ITIL • BUSINESS SYSTEMS ANALYST</w:t>
+        <w:t xml:space="preserve">CHANGE MANAGE</w:t>
+      </w:r>
+      <w:r>
+        <w:rPr>
+          <w:rFonts w:ascii="Calibri" w:hAnsi="Calibri" w:eastAsia="Calibri" w:cs="Calibri"/>
+          <w:b/>
+          <w:bCs/>
+          <w:smallCaps/>
+          <w:sz w:val="22"/>
+          <w:szCs w:val="22"/>
+          <w:rtl w:val="0"/>
+          <w:lang w:val="en-US"/>
+        </w:rPr>
+        <w:t xml:space="preserve">MENT </w:t>
+      </w:r>
+      <w:r>
+        <w:rPr>
+          <w:rFonts w:ascii="Calibri" w:hAnsi="Calibri" w:eastAsia="Calibri" w:cs="Calibri"/>
+          <w:b/>
+          <w:bCs/>
+          <w:smallCaps/>
+          <w:sz w:val="22"/>
+          <w:szCs w:val="22"/>
+          <w:rtl w:val="0"/>
+        </w:rPr>
+        <w:t xml:space="preserve">• SERVICENOW • ITIL • BUSINESS SYSTEMS ANALYST</w:t>
       </w:r>
       <w:r>
         <w:rPr>
@@ -474,7 +499,7 @@
         </w:pBdr>
         <w:spacing w:after="0" w:before="0"/>
         <w:ind w:right="0" w:firstLine="0" w:left="0"/>
-        <w:jc w:val="both"/>
+        <w:jc w:val="left"/>
         <w:rPr/>
       </w:pPr>
       <w:r>
@@ -806,7 +831,7 @@
         </w:pBdr>
         <w:spacing w:after="0" w:before="0"/>
         <w:ind w:right="0" w:firstLine="0" w:left="0"/>
-        <w:jc w:val="both"/>
+        <w:jc w:val="left"/>
         <w:rPr>
           <w:rFonts w:ascii="Calibri" w:hAnsi="Calibri" w:eastAsia="Calibri" w:cs="Calibri"/>
           <w:sz w:val="22"/>
@@ -893,7 +918,8 @@
           <w:szCs w:val="22"/>
           <w:lang w:val="en-US"/>
         </w:rPr>
-        <w:t xml:space="preserve">/</w:t>
+        <w:t xml:space="preserve">.</w:t>
+        <w:br/>
       </w:r>
       <w:r>
         <w:rPr>
@@ -1180,7 +1206,7 @@
           <w:rtl w:val="0"/>
           <w:lang w:val="en-US"/>
         </w:rPr>
-        <w:t xml:space="preserve">Supported enterprise ServiceNow platform operations by partnering with Incident Management, platform engineering, and governance teams to improve operational stability, change quality, and AI-enabled workflow efficiency.</w:t>
+        <w:t xml:space="preserve">Supported enterprise ServiceNow platform operations by partnering with Incident Management, platform engineering, and governance teams to improve operational stability, change quality, and AI-enabled efficiency.</w:t>
       </w:r>
       <w:r>
         <w:rPr>
@@ -1433,35 +1459,6 @@
           <w:szCs w:val="22"/>
           <w:rtl w:val="0"/>
         </w:rPr>
-        <w:t xml:space="preserve">Researched and analyzed existing workflows to identify opportunities for automation and optimization, documenting as-is/to-be states and implementing AI-enabled strategies adopted across stakeholder groups.</w:t>
-      </w:r>
-      <w:r/>
-    </w:p>
-    <w:p>
-      <w:pPr>
-        <w:pStyle w:val="890"/>
-        <w:numPr>
-          <w:ilvl w:val="0"/>
-          <w:numId w:val="14"/>
-        </w:numPr>
-        <w:pBdr>
-          <w:top w:val="none" w:color="000000" w:sz="0" w:space="0"/>
-          <w:left w:val="none" w:color="000000" w:sz="0" w:space="0"/>
-          <w:bottom w:val="none" w:color="000000" w:sz="0" w:space="0"/>
-          <w:right w:val="none" w:color="000000" w:sz="0" w:space="0"/>
-        </w:pBdr>
-        <w:spacing w:after="0" w:before="0"/>
-        <w:ind w:right="0"/>
-        <w:jc w:val="left"/>
-        <w:rPr/>
-      </w:pPr>
-      <w:r>
-        <w:rPr>
-          <w:rFonts w:ascii="Calibri" w:hAnsi="Calibri" w:eastAsia="Calibri" w:cs="Calibri"/>
-          <w:sz w:val="22"/>
-          <w:szCs w:val="22"/>
-          <w:rtl w:val="0"/>
-        </w:rPr>
         <w:t xml:space="preserve">Served as primary communication lead for platform issues, conducting root cause analysis and delivering clear, data-driven insights and dashboards to executive and cross-functional audiences.</w:t>
       </w:r>
       <w:r/>
@@ -1503,6 +1500,14 @@
           <w:sz w:val="22"/>
           <w:szCs w:val="22"/>
         </w:rPr>
+      </w:r>
+      <w:r>
+        <w:rPr>
+          <w:rFonts w:ascii="Calibri" w:hAnsi="Calibri" w:eastAsia="Calibri" w:cs="Calibri"/>
+          <w:sz w:val="22"/>
+          <w:szCs w:val="22"/>
+        </w:rPr>
+        <w:br/>
       </w:r>
       <w:r>
         <w:rPr>
@@ -2443,84 +2448,19 @@
           <w:szCs w:val="22"/>
           <w:rtl w:val="0"/>
         </w:rPr>
-        <w:t xml:space="preserve">Increased standard, pre-approved automated changes by 15% through workflow automation initiatives and targeted reporting systems.</w:t>
+        <w:t xml:space="preserve">Increased standard, pre-approved automated changes by 15% through workflow automation initiatives</w:t>
       </w:r>
-      <w:r/>
-    </w:p>
-    <w:p>
-      <w:pPr>
-        <w:pStyle w:val="890"/>
-        <w:numPr>
-          <w:ilvl w:val="0"/>
-          <w:numId w:val="16"/>
-        </w:numPr>
-        <w:pBdr>
-          <w:top w:val="none" w:color="000000" w:sz="0" w:space="0"/>
-          <w:left w:val="none" w:color="000000" w:sz="0" w:space="0"/>
-          <w:bottom w:val="none" w:color="000000" w:sz="0" w:space="0"/>
-          <w:right w:val="none" w:color="000000" w:sz="0" w:space="0"/>
-        </w:pBdr>
-        <w:spacing w:after="0" w:before="0"/>
-        <w:ind w:right="0"/>
-        <w:jc w:val="left"/>
-        <w:rPr/>
-      </w:pPr>
       <w:r>
         <w:rPr>
           <w:rFonts w:ascii="Calibri" w:hAnsi="Calibri" w:eastAsia="Calibri" w:cs="Calibri"/>
           <w:sz w:val="22"/>
           <w:szCs w:val="22"/>
           <w:rtl w:val="0"/>
+          <w:lang w:val="en-US"/>
         </w:rPr>
-        <w:t xml:space="preserve">Chaired bi-weekly Change Advisory Board (CAB) meetings, facilitating cross-functional alignment and system risk discussions across infrastructure, application, and security teams.</w:t>
+        <w:t xml:space="preserve">.</w:t>
       </w:r>
       <w:r/>
-    </w:p>
-    <w:p>
-      <w:pPr>
-        <w:pStyle w:val="890"/>
-        <w:numPr>
-          <w:ilvl w:val="0"/>
-          <w:numId w:val="16"/>
-        </w:numPr>
-        <w:pBdr>
-          <w:top w:val="none" w:color="000000" w:sz="0" w:space="0"/>
-          <w:left w:val="none" w:color="000000" w:sz="0" w:space="0"/>
-          <w:bottom w:val="none" w:color="000000" w:sz="0" w:space="0"/>
-          <w:right w:val="none" w:color="000000" w:sz="0" w:space="0"/>
-        </w:pBdr>
-        <w:spacing w:after="0" w:before="0"/>
-        <w:ind w:right="0"/>
-        <w:jc w:val="left"/>
-        <w:rPr>
-          <w:rFonts w:ascii="Calibri" w:hAnsi="Calibri" w:eastAsia="Calibri" w:cs="Calibri"/>
-          <w:sz w:val="22"/>
-          <w:szCs w:val="22"/>
-        </w:rPr>
-      </w:pPr>
-      <w:r>
-        <w:rPr>
-          <w:rFonts w:ascii="Calibri" w:hAnsi="Calibri" w:eastAsia="Calibri" w:cs="Calibri"/>
-          <w:sz w:val="22"/>
-          <w:szCs w:val="22"/>
-          <w:rtl w:val="0"/>
-        </w:rPr>
-        <w:t xml:space="preserve">Investigated failed implementation records, delivering detailed root cause analysis reports and technical remediation strategies to minimize repeat operational incidents.</w:t>
-      </w:r>
-      <w:r>
-        <w:rPr>
-          <w:rFonts w:ascii="Calibri" w:hAnsi="Calibri" w:eastAsia="Calibri" w:cs="Calibri"/>
-          <w:sz w:val="22"/>
-          <w:szCs w:val="22"/>
-        </w:rPr>
-      </w:r>
-      <w:r>
-        <w:rPr>
-          <w:rFonts w:ascii="Calibri" w:hAnsi="Calibri" w:eastAsia="Calibri" w:cs="Calibri"/>
-          <w:sz w:val="22"/>
-          <w:szCs w:val="22"/>
-        </w:rPr>
-      </w:r>
     </w:p>
     <w:p>
       <w:pPr>
@@ -3463,16 +3403,11 @@
     <w:p>
       <w:pPr>
         <w:pBdr/>
-        <w:tabs>
-          <w:tab w:val="right" w:leader="none" w:pos="10200"/>
-        </w:tabs>
-        <w:spacing w:after="0" w:before="0"/>
+        <w:spacing/>
         <w:ind w:right="0" w:firstLine="0" w:left="0"/>
         <w:jc w:val="left"/>
         <w:rPr>
           <w:rFonts w:ascii="Calibri" w:hAnsi="Calibri" w:eastAsia="Calibri" w:cs="Calibri"/>
-          <w:b/>
-          <w:bCs/>
           <w:sz w:val="22"/>
           <w:szCs w:val="22"/>
         </w:rPr>
@@ -3492,25 +3427,15 @@
       <w:r>
         <w:rPr>
           <w:rFonts w:ascii="Calibri" w:hAnsi="Calibri" w:eastAsia="Calibri" w:cs="Calibri"/>
-          <w:b w:val="0"/>
-          <w:bCs w:val="0"/>
+          <w:b/>
+          <w:bCs/>
+          <w:smallCaps/>
           <w:sz w:val="22"/>
           <w:szCs w:val="22"/>
           <w:rtl w:val="0"/>
+          <w:lang w:val="en-US"/>
         </w:rPr>
-        <w:t xml:space="preserve"> Santa Clara, CA</w:t>
-      </w:r>
-      <w:r>
-        <w:rPr>
-          <w:rFonts w:ascii="Calibri" w:hAnsi="Calibri" w:eastAsia="Calibri" w:cs="Calibri"/>
-          <w:b/>
-          <w:bCs/>
-          <w:sz w:val="22"/>
-          <w:szCs w:val="22"/>
-          <w:rtl w:val="0"/>
-        </w:rPr>
-        <w:tab/>
-        <w:t xml:space="preserve">April 2016 - November 2017</w:t>
+        <w:t xml:space="preserve"> </w:t>
       </w:r>
       <w:r>
         <w:rPr>
@@ -3521,28 +3446,6 @@
           <w:szCs w:val="22"/>
         </w:rPr>
       </w:r>
-      <w:r>
-        <w:rPr>
-          <w:rFonts w:ascii="Calibri" w:hAnsi="Calibri" w:eastAsia="Calibri" w:cs="Calibri"/>
-          <w:b/>
-          <w:bCs/>
-          <w:sz w:val="22"/>
-          <w:szCs w:val="22"/>
-        </w:rPr>
-      </w:r>
-    </w:p>
-    <w:p>
-      <w:pPr>
-        <w:pBdr/>
-        <w:spacing/>
-        <w:ind w:right="0" w:firstLine="0" w:left="0"/>
-        <w:jc w:val="left"/>
-        <w:rPr>
-          <w:rFonts w:ascii="Calibri" w:hAnsi="Calibri" w:eastAsia="Calibri" w:cs="Calibri"/>
-          <w:sz w:val="22"/>
-          <w:szCs w:val="22"/>
-        </w:rPr>
-      </w:pPr>
       <w:r>
         <w:rPr>
           <w:rFonts w:ascii="Calibri" w:hAnsi="Calibri" w:eastAsia="Calibri" w:cs="Calibri"/>
@@ -3568,6 +3471,60 @@
           <w:szCs w:val="22"/>
         </w:rPr>
       </w:r>
+      <w:r>
+        <w:rPr>
+          <w:rFonts w:ascii="Calibri" w:hAnsi="Calibri" w:eastAsia="Calibri" w:cs="Calibri"/>
+          <w:b w:val="0"/>
+          <w:bCs w:val="0"/>
+          <w:sz w:val="22"/>
+          <w:szCs w:val="22"/>
+          <w:rtl w:val="0"/>
+          <w:lang w:val="en-US"/>
+        </w:rPr>
+        <w:t xml:space="preserve">, </w:t>
+      </w:r>
+      <w:r>
+        <w:rPr>
+          <w:rFonts w:ascii="Calibri" w:hAnsi="Calibri" w:eastAsia="Calibri" w:cs="Calibri"/>
+          <w:b w:val="0"/>
+          <w:bCs w:val="0"/>
+          <w:sz w:val="22"/>
+          <w:szCs w:val="22"/>
+          <w:rtl w:val="0"/>
+        </w:rPr>
+        <w:t xml:space="preserve">Santa Clara, CA</w:t>
+      </w:r>
+      <w:r>
+        <w:rPr>
+          <w:rFonts w:ascii="Calibri" w:hAnsi="Calibri" w:eastAsia="Calibri" w:cs="Calibri"/>
+          <w:b/>
+          <w:bCs/>
+          <w:sz w:val="22"/>
+          <w:szCs w:val="22"/>
+          <w:rtl w:val="0"/>
+        </w:rPr>
+        <w:tab/>
+        <w:tab/>
+        <w:tab/>
+        <w:t xml:space="preserve">April 2016 - November 2017</w:t>
+      </w:r>
+      <w:r>
+        <w:rPr>
+          <w:rFonts w:ascii="Calibri" w:hAnsi="Calibri" w:eastAsia="Calibri" w:cs="Calibri"/>
+          <w:b/>
+          <w:bCs/>
+          <w:sz w:val="22"/>
+          <w:szCs w:val="22"/>
+        </w:rPr>
+      </w:r>
+      <w:r/>
+      <w:r>
+        <w:rPr>
+          <w:rFonts w:ascii="Calibri" w:hAnsi="Calibri" w:eastAsia="Calibri" w:cs="Calibri"/>
+          <w:sz w:val="22"/>
+          <w:szCs w:val="22"/>
+        </w:rPr>
+      </w:r>
     </w:p>
     <w:p>
       <w:pPr>
@@ -3586,9 +3543,51 @@
           <w:rFonts w:ascii="Calibri" w:hAnsi="Calibri" w:eastAsia="Calibri" w:cs="Calibri"/>
           <w:sz w:val="22"/>
           <w:szCs w:val="22"/>
+        </w:rPr>
+      </w:r>
+      <w:r>
+        <w:rPr>
+          <w:rFonts w:ascii="Calibri" w:hAnsi="Calibri" w:eastAsia="Calibri" w:cs="Calibri"/>
+          <w:b/>
+          <w:bCs/>
+          <w:smallCaps/>
+          <w:sz w:val="22"/>
+          <w:szCs w:val="22"/>
           <w:rtl w:val="0"/>
         </w:rPr>
-        <w:t xml:space="preserve"> </w:t>
+        <w:t xml:space="preserve">COOPER TECHNOLOGIES,</w:t>
+      </w:r>
+      <w:r>
+        <w:rPr>
+          <w:rFonts w:ascii="Calibri" w:hAnsi="Calibri" w:eastAsia="Calibri" w:cs="Calibri"/>
+          <w:b/>
+          <w:bCs/>
+          <w:sz w:val="22"/>
+          <w:szCs w:val="22"/>
+        </w:rPr>
+      </w:r>
+      <w:r>
+        <w:rPr>
+          <w:rFonts w:ascii="Calibri" w:hAnsi="Calibri" w:eastAsia="Calibri" w:cs="Calibri"/>
+          <w:b/>
+          <w:bCs/>
+          <w:sz w:val="22"/>
+          <w:szCs w:val="22"/>
+          <w:rtl w:val="0"/>
+        </w:rPr>
+        <w:t xml:space="preserve">IT Service Consultant</w:t>
+      </w:r>
+      <w:r>
+        <w:rPr>
+          <w:rFonts w:ascii="Calibri" w:hAnsi="Calibri" w:eastAsia="Calibri" w:cs="Calibri"/>
+          <w:b/>
+          <w:bCs/>
+          <w:sz w:val="22"/>
+          <w:szCs w:val="22"/>
+          <w:rtl w:val="0"/>
+          <w:lang w:val="en-US"/>
+        </w:rPr>
+        <w:t xml:space="preserve">,</w:t>
       </w:r>
       <w:r>
         <w:rPr>
@@ -3602,26 +3601,10 @@
           <w:rFonts w:ascii="Calibri" w:hAnsi="Calibri" w:eastAsia="Calibri" w:cs="Calibri"/>
           <w:sz w:val="22"/>
           <w:szCs w:val="22"/>
+          <w:lang w:val="en-US"/>
         </w:rPr>
+        <w:t xml:space="preserve"> </w:t>
       </w:r>
-    </w:p>
-    <w:p>
-      <w:pPr>
-        <w:pBdr/>
-        <w:tabs>
-          <w:tab w:val="right" w:leader="none" w:pos="10200"/>
-        </w:tabs>
-        <w:spacing w:after="0" w:before="0"/>
-        <w:ind w:right="0" w:firstLine="0" w:left="0"/>
-        <w:jc w:val="left"/>
-        <w:rPr>
-          <w:rFonts w:ascii="Calibri" w:hAnsi="Calibri" w:eastAsia="Calibri" w:cs="Calibri"/>
-          <w:b/>
-          <w:bCs/>
-          <w:sz w:val="22"/>
-          <w:szCs w:val="22"/>
-        </w:rPr>
-      </w:pPr>
       <w:r>
         <w:rPr>
           <w:rFonts w:ascii="Calibri" w:hAnsi="Calibri" w:eastAsia="Calibri" w:cs="Calibri"/>
@@ -3632,7 +3615,7 @@
           <w:szCs w:val="22"/>
           <w:rtl w:val="0"/>
         </w:rPr>
-        <w:t xml:space="preserve">COOPER TECHNOLOGIES, </w:t>
+        <w:t xml:space="preserve"> </w:t>
       </w:r>
       <w:r>
         <w:rPr>
@@ -3653,6 +3636,9 @@
           <w:szCs w:val="22"/>
           <w:rtl w:val="0"/>
         </w:rPr>
+        <w:tab/>
+        <w:tab/>
+        <w:tab/>
         <w:tab/>
       </w:r>
       <w:r>
@@ -3675,39 +3661,7 @@
           <w:szCs w:val="22"/>
         </w:rPr>
       </w:r>
-      <w:r>
-        <w:rPr>
-          <w:rFonts w:ascii="Calibri" w:hAnsi="Calibri" w:eastAsia="Calibri" w:cs="Calibri"/>
-          <w:b/>
-          <w:bCs/>
-          <w:sz w:val="22"/>
-          <w:szCs w:val="22"/>
-        </w:rPr>
-      </w:r>
-    </w:p>
-    <w:p>
-      <w:pPr>
-        <w:pBdr/>
-        <w:spacing/>
-        <w:ind w:right="0" w:firstLine="0" w:left="0"/>
-        <w:jc w:val="left"/>
-        <w:rPr>
-          <w:rFonts w:ascii="Calibri" w:hAnsi="Calibri" w:eastAsia="Calibri" w:cs="Calibri"/>
-          <w:sz w:val="22"/>
-          <w:szCs w:val="22"/>
-        </w:rPr>
-      </w:pPr>
-      <w:r>
-        <w:rPr>
-          <w:rFonts w:ascii="Calibri" w:hAnsi="Calibri" w:eastAsia="Calibri" w:cs="Calibri"/>
-          <w:b/>
-          <w:bCs/>
-          <w:sz w:val="22"/>
-          <w:szCs w:val="22"/>
-          <w:rtl w:val="0"/>
-        </w:rPr>
-        <w:t xml:space="preserve">IT Service Consultant</w:t>
-      </w:r>
+      <w:r/>
       <w:r>
         <w:rPr>
           <w:rFonts w:ascii="Calibri" w:hAnsi="Calibri" w:eastAsia="Calibri" w:cs="Calibri"/>
@@ -3740,42 +3694,8 @@
           <w:rFonts w:ascii="Calibri" w:hAnsi="Calibri" w:eastAsia="Calibri" w:cs="Calibri"/>
           <w:sz w:val="22"/>
           <w:szCs w:val="22"/>
-          <w:rtl w:val="0"/>
-        </w:rPr>
-        <w:t xml:space="preserve"> </w:t>
-      </w:r>
-      <w:r>
-        <w:rPr>
-          <w:rFonts w:ascii="Calibri" w:hAnsi="Calibri" w:eastAsia="Calibri" w:cs="Calibri"/>
-          <w:sz w:val="22"/>
-          <w:szCs w:val="22"/>
         </w:rPr>
       </w:r>
-      <w:r>
-        <w:rPr>
-          <w:rFonts w:ascii="Calibri" w:hAnsi="Calibri" w:eastAsia="Calibri" w:cs="Calibri"/>
-          <w:sz w:val="22"/>
-          <w:szCs w:val="22"/>
-        </w:rPr>
-      </w:r>
-    </w:p>
-    <w:p>
-      <w:pPr>
-        <w:pBdr/>
-        <w:tabs>
-          <w:tab w:val="right" w:leader="none" w:pos="10200"/>
-        </w:tabs>
-        <w:spacing w:after="0" w:before="0"/>
-        <w:ind w:right="0" w:firstLine="0" w:left="0"/>
-        <w:jc w:val="left"/>
-        <w:rPr>
-          <w:rFonts w:ascii="Calibri" w:hAnsi="Calibri" w:eastAsia="Calibri" w:cs="Calibri"/>
-          <w:b/>
-          <w:bCs/>
-          <w:sz w:val="22"/>
-          <w:szCs w:val="22"/>
-        </w:rPr>
-      </w:pPr>
       <w:r>
         <w:rPr>
           <w:rFonts w:ascii="Calibri" w:hAnsi="Calibri" w:eastAsia="Calibri" w:cs="Calibri"/>
@@ -3795,7 +3715,38 @@
           <w:szCs w:val="22"/>
           <w:rtl w:val="0"/>
         </w:rPr>
-        <w:t xml:space="preserve">, Vancouver, Canada</w:t>
+        <w:t xml:space="preserve">,</w:t>
+      </w:r>
+      <w:r>
+        <w:rPr>
+          <w:rFonts w:ascii="Calibri" w:hAnsi="Calibri" w:eastAsia="Calibri" w:cs="Calibri"/>
+          <w:b/>
+          <w:bCs/>
+          <w:sz w:val="22"/>
+          <w:szCs w:val="22"/>
+          <w:rtl w:val="0"/>
+        </w:rPr>
+        <w:t xml:space="preserve">Sr. Coordinator</w:t>
+      </w:r>
+      <w:r/>
+      <w:r>
+        <w:rPr>
+          <w:rFonts w:ascii="Calibri" w:hAnsi="Calibri" w:eastAsia="Calibri" w:cs="Calibri"/>
+          <w:sz w:val="22"/>
+          <w:szCs w:val="22"/>
+          <w:rtl w:val="0"/>
+          <w:lang w:val="en-US"/>
+        </w:rPr>
+        <w:t xml:space="preserve">,</w:t>
+      </w:r>
+      <w:r>
+        <w:rPr>
+          <w:rFonts w:ascii="Calibri" w:hAnsi="Calibri" w:eastAsia="Calibri" w:cs="Calibri"/>
+          <w:sz w:val="22"/>
+          <w:szCs w:val="22"/>
+          <w:rtl w:val="0"/>
+        </w:rPr>
+        <w:t xml:space="preserve"> Vancouver, Canada</w:t>
       </w:r>
       <w:r>
         <w:rPr>
@@ -3807,6 +3758,8 @@
           <w:szCs w:val="22"/>
           <w:rtl w:val="0"/>
         </w:rPr>
+        <w:tab/>
+        <w:tab/>
         <w:tab/>
       </w:r>
       <w:r>
@@ -3834,48 +3787,6 @@
           <w:rFonts w:ascii="Calibri" w:hAnsi="Calibri" w:eastAsia="Calibri" w:cs="Calibri"/>
           <w:b/>
           <w:bCs/>
-          <w:sz w:val="22"/>
-          <w:szCs w:val="22"/>
-        </w:rPr>
-      </w:r>
-    </w:p>
-    <w:p>
-      <w:pPr>
-        <w:pBdr/>
-        <w:spacing/>
-        <w:ind w:right="0" w:firstLine="0" w:left="0"/>
-        <w:jc w:val="left"/>
-        <w:rPr>
-          <w:rFonts w:ascii="Calibri" w:hAnsi="Calibri" w:eastAsia="Calibri" w:cs="Calibri"/>
-          <w:sz w:val="22"/>
-          <w:szCs w:val="22"/>
-        </w:rPr>
-      </w:pPr>
-      <w:r>
-        <w:rPr>
-          <w:rFonts w:ascii="Calibri" w:hAnsi="Calibri" w:eastAsia="Calibri" w:cs="Calibri"/>
-          <w:b/>
-          <w:bCs/>
-          <w:sz w:val="22"/>
-          <w:szCs w:val="22"/>
-          <w:rtl w:val="0"/>
-        </w:rPr>
-        <w:t xml:space="preserve">Sr. Coordinator / Business Analyst,</w:t>
-      </w:r>
-      <w:r>
-        <w:rPr>
-          <w:rFonts w:ascii="Calibri" w:hAnsi="Calibri" w:eastAsia="Calibri" w:cs="Calibri"/>
-          <w:b w:val="0"/>
-          <w:bCs w:val="0"/>
-          <w:sz w:val="22"/>
-          <w:szCs w:val="22"/>
-          <w:rtl w:val="0"/>
-        </w:rPr>
-        <w:t xml:space="preserve"> January 2013 - June 2014</w:t>
-      </w:r>
-      <w:r>
-        <w:rPr>
-          <w:rFonts w:ascii="Calibri" w:hAnsi="Calibri" w:eastAsia="Calibri" w:cs="Calibri"/>
           <w:sz w:val="22"/>
           <w:szCs w:val="22"/>
         </w:rPr>
